--- a/DashRite-Business-Health-Assessment.docx
+++ b/DashRite-Business-Health-Assessment.docx
@@ -1348,7 +1348,7 @@
           <w:color w:val="6b6e7e"/>
           <w:sz w:val="20"/>
         </w:rPr>
-        <w:t xml:space="preserve">Return this to dashriteadvisory@gmail.com · (786) 972-1252 · dashriteadvisory.com</w:t>
+        <w:t xml:space="preserve">Return this to TEdick@dashriteadvisory.com · (786) 972-1252 · dashriteadvisory.com</w:t>
       </w:r>
     </w:p>
     <w:p>
